--- a/output/docx/es/BUFRCREX_TableB_es_08.docx
+++ b/output/docx/es/BUFRCREX_TableB_es_08.docx
@@ -4665,7 +4665,7 @@
                 <w:b w:val="0"/>
                 <w:sz w:val="16"/>
               </w:rPr>
-              <w:t>Note 70: Este valor es la estimación oficial o la mejor estimación de la elevación real del terreno. Se incluye con fines de comparación con la elevación virtual del terreno en el modelo. Ambas pueden ser sustancialmente diferentes en terreno accidentado. Se incrementa el factor de escala para que el valor sea comparable directamente con 0 07 030 infra.</w:t>
+              <w:t>Note B70: Las estadísticas de primer orden tienen valores con una gama y dimensiones similares a los valores comunicados correspondientes (por ejemplo, máximos, mínimos, medios, etc.).</w:t>
             </w:r>
           </w:p>
         </w:tc>
@@ -4858,7 +4858,7 @@
                 <w:b w:val="0"/>
                 <w:sz w:val="16"/>
               </w:rPr>
-              <w:t>Note 61: El valor comunicado para 0 19 007 será “faltante” a menos que la sección horizontal que se describe sea un círculo.</w:t>
+              <w:t>Note B61: Las estadísticas de diferencia son valores de diferencia; sus dimensiones son similares a los correspondientes valores comunicados con respecto a unidades, pero con una gama centrada en cero (por ejemplo, diferencia entre valores comunicados y analizados, diferencia entre valores comunicados y previstos, etc.).</w:t>
             </w:r>
           </w:p>
         </w:tc>
@@ -5051,7 +5051,7 @@
                 <w:b w:val="0"/>
                 <w:sz w:val="16"/>
               </w:rPr>
-              <w:t>Note 49: La mayoría de las estaciones tienen solo una posición sobre la carretera y un sensor de la temperatura subsuperficial. Se han introducido repeticiones diferidas para aumentar la flexibilidad y el rendimiento volumétrico.</w:t>
+              <w:t>Note B49: El descriptor 0 08 025 debe utilizarse con el 0 26 003 (diferencia de tiempo).</w:t>
             </w:r>
           </w:p>
         </w:tc>
@@ -6204,7 +6204,7 @@
                 <w:b w:val="0"/>
                 <w:sz w:val="16"/>
               </w:rPr>
-              <w:t>Note 50: El descritpor 0 08 092 relativo a la expresión de la incertidumbre de medición y el descriptor 0 08 093 relativo a la significación de la incertidumbre de medición están relacionados con todas las incertidumbres de los parámetros proporcionados en la sección sobre datos de retrodispersión.</w:t>
+              <w:t>Note B50: El descriptor 0 08 033 debe utilizarse delante del elemento 0 33 007 como parte de la información sobre el control de calidad para especificar el método utilizado para calcular el porcentaje de confianza. I.2 – BUFR/CREX Tabla B/08 – 5 (Clase 08 – continuación)</w:t>
             </w:r>
           </w:p>
         </w:tc>
@@ -8125,7 +8125,7 @@
                 <w:b w:val="0"/>
                 <w:sz w:val="16"/>
               </w:rPr>
-              <w:t>Note 169: Cuando se utilice el descriptor 0 08 043 para especificar materia en forma de partículas por debajo de un umbral de tamaño dado, podrá utilizarse también el descriptor 0 08 044 o el 0 08 046 para especificar un subconjunto de la población de partículas en base a su composición iónica.</w:t>
+              <w:t>Note B169: Cuando se utilice el descriptor 0 08 043 para especificar materia en forma de partículas por debajo de un umbral de tamaño dado, podrá utilizarse también el descriptor 0 08 044 o el 0 08 046 para especificar un subconjunto de la población de partículas en base a su composición iónica.</w:t>
             </w:r>
           </w:p>
         </w:tc>
@@ -13310,7 +13310,7 @@
                 <w:b w:val="0"/>
                 <w:sz w:val="16"/>
               </w:rPr>
-              <w:t>Note 51: Se debería expresar, de estar disponible, el número de años faltantes del período de referencia del cálculo de la normal para la temperatura extrema media del aire, para el cálculo de las temperaturas máxima y mínima normal, además del número de años faltantes para las temperaturas extremas del aire que se comunican con la cifra 0 08 020 precedida de 0 08 050 en la que se utiliza la figura 3.</w:t>
+              <w:t>Note B51: El descriptor 0 08 090 se utilizará para establecer la escala decimal de uno o más descriptores de elemento numéricos subsiguientes que requieran un intervalo de valores dinámico grande. El descriptor o descriptores de elemento numéricos contendrán el valor a escala de las mediciones, con el número de dígitos significativos requerido. El valor real se obtendrá, al nivel de la aplicación, multiplicando el valor a escala por la escala decimal dada: (valor a escala x 10 escala decimal). I.2 – BUFR/CREX Tabla B/08 – 6</w:t>
             </w:r>
           </w:p>
         </w:tc>
@@ -13900,7 +13900,7 @@
           <w:i/>
           <w:sz w:val="14"/>
         </w:rPr>
-        <w:t>Note 25: Una significación definida anteriormente puede anularse transmitiendo un “valor faltante” a partir de la tabla de cifrado o de banderines apropiada.</w:t>
+        <w:t>Note B25: Una significación definida anteriormente puede anularse transmitiendo un “valor faltante” a partir de la tabla de cifrado o de banderines apropiada.</w:t>
       </w:r>
     </w:p>
     <w:p>
@@ -13910,7 +13910,7 @@
           <w:i/>
           <w:sz w:val="14"/>
         </w:rPr>
-        <w:t>Note 179: Cuando se acumulen o promedien los valores (por ejemplo en relación con un determinado período de tiempo), el número total de valores de los que se obtienen los valores acumulados o promediados podrán representarse utilizando la referencia 0 08 022.</w:t>
+        <w:t>Note B179: Cuando se acumulen o promedien los valores (por ejemplo en relación con un determinado período de tiempo), el número total de valores de los que se obtienen los valores acumulados o promediados podrán representarse utilizando la referencia 0 08 022.</w:t>
       </w:r>
     </w:p>
     <w:sectPr>
